--- a/macro-agent/reports/2026-10-27_국내채권_투자전략.docx
+++ b/macro-agent/reports/2026-10-27_국내채권_투자전략.docx
@@ -2,7 +2,7 @@
 <file path=word/document.xml><?xml version="1.0" encoding="utf-8"?>
 <w:document xmlns:w="http://schemas.openxmlformats.org/wordprocessingml/2006/main" xmlns:m="http://schemas.openxmlformats.org/officeDocument/2006/math" xmlns:r="http://schemas.openxmlformats.org/officeDocument/2006/relationships" xmlns:o="urn:schemas-microsoft-com:office:office" xmlns:v="urn:schemas-microsoft-com:vml" xmlns:w10="urn:schemas-microsoft-com:office:word" xmlns:a="http://schemas.openxmlformats.org/drawingml/2006/main" xmlns:pic="http://schemas.openxmlformats.org/drawingml/2006/picture" xmlns:wp="http://schemas.openxmlformats.org/drawingml/2006/wordprocessingDrawing">
   <w:body>
-    <w:bookmarkStart w:id="34" w:name="국내-채권-투자-전략-국고채회사채-2026-10-27"/>
+    <w:bookmarkStart w:id="36" w:name="국내-채권-투자-전략-국고채회사채-2026-10-27"/>
     <w:p>
       <w:pPr>
         <w:pStyle w:val="Heading1"/>
@@ -4588,15 +4588,391 @@
       </w:tr>
     </w:tbl>
     <w:bookmarkEnd w:id="32"/>
-    <w:bookmarkStart w:id="33" w:name="한계와-가정"/>
+    <w:bookmarkStart w:id="34" w:name="절대수익-운용증권사-채권운용본부-관점-최적-전략-재검토"/>
     <w:p>
       <w:pPr>
         <w:pStyle w:val="Heading2"/>
       </w:pPr>
       <w:r>
-        <w:t xml:space="preserve">7. 한계와 가정</w:t>
+        <w:t xml:space="preserve">8. 절대수익 운용(증권사 채권운용본부) 관점 — 최적 전략 재검토</w:t>
       </w:r>
     </w:p>
+    <w:p>
+      <w:pPr>
+        <w:pStyle w:val="BlockText"/>
+      </w:pPr>
+      <w:r>
+        <w:t xml:space="preserve">벤치마크 없이 RP 조달 비용 대비 절대수익을 극대화하는 운용 주체를 가정했다. 계산은</w:t>
+      </w:r>
+      <w:r>
+        <w:t xml:space="preserve"> </w:t>
+      </w:r>
+      <w:r>
+        <w:rPr>
+          <w:rStyle w:val="VerbatimChar"/>
+        </w:rPr>
+        <w:t xml:space="preserve">reports/tmp/2026-10-27_kr_bond_strategy_calc.json</w:t>
+      </w:r>
+      <w:r>
+        <w:t xml:space="preserve">의</w:t>
+      </w:r>
+      <w:r>
+        <w:t xml:space="preserve"> </w:t>
+      </w:r>
+      <w:r>
+        <w:rPr>
+          <w:rStyle w:val="VerbatimChar"/>
+        </w:rPr>
+        <w:t xml:space="preserve">abs_return_3m_short_term</w:t>
+      </w:r>
+      <w:r>
+        <w:t xml:space="preserve">,</w:t>
+      </w:r>
+      <w:r>
+        <w:t xml:space="preserve"> </w:t>
+      </w:r>
+      <w:r>
+        <w:rPr>
+          <w:rStyle w:val="VerbatimChar"/>
+        </w:rPr>
+        <w:t xml:space="preserve">abs_return_1y_aa_minus_3y_unhedged_bp</w:t>
+      </w:r>
+      <w:r>
+        <w:t xml:space="preserve">(조달 3개월 3.20%, 1년 3.40%, 추정)이다.</w:t>
+      </w:r>
+    </w:p>
+    <w:tbl>
+      <w:tblPr>
+        <w:tblStyle w:val="Table"/>
+        <w:tblW w:type="pct" w:w="5000"/>
+        <w:tblLook w:firstRow="1" w:lastRow="0" w:firstColumn="0" w:lastColumn="0" w:noHBand="0" w:noVBand="0" w:val="0020"/>
+        <w:jc w:val="start"/>
+      </w:tblPr>
+      <w:tblGrid>
+        <w:gridCol w:w="2640"/>
+        <w:gridCol w:w="2640"/>
+        <w:gridCol w:w="2640"/>
+      </w:tblGrid>
+      <w:tr>
+        <w:trPr>
+          <w:tblHeader w:val="true"/>
+        </w:trPr>
+        <w:tc>
+          <w:tcPr/>
+          <w:p>
+            <w:pPr>
+              <w:pStyle w:val="Compact"/>
+              <w:jc w:val="left"/>
+            </w:pPr>
+            <w:r>
+              <w:t xml:space="preserve">포지션 (조달 대비)</w:t>
+            </w:r>
+          </w:p>
+        </w:tc>
+        <w:tc>
+          <w:tcPr/>
+          <w:p>
+            <w:pPr>
+              <w:pStyle w:val="Compact"/>
+              <w:jc w:val="left"/>
+            </w:pPr>
+            <w:r>
+              <w:t xml:space="preserve">3개월, 단기 전망*</w:t>
+            </w:r>
+          </w:p>
+        </w:tc>
+        <w:tc>
+          <w:tcPr/>
+          <w:p>
+            <w:pPr>
+              <w:pStyle w:val="Compact"/>
+              <w:jc w:val="left"/>
+            </w:pPr>
+            <w:r>
+              <w:t xml:space="preserve">1년 Base / Bull / Bear*</w:t>
+            </w:r>
+          </w:p>
+        </w:tc>
+      </w:tr>
+      <w:tr>
+        <w:tc>
+          <w:tcPr/>
+          <w:p>
+            <w:pPr>
+              <w:pStyle w:val="Compact"/>
+              <w:jc w:val="left"/>
+            </w:pPr>
+            <w:r>
+              <w:t xml:space="preserve">국고 2년 매수</w:t>
+            </w:r>
+          </w:p>
+        </w:tc>
+        <w:tc>
+          <w:tcPr/>
+          <w:p>
+            <w:pPr>
+              <w:pStyle w:val="Compact"/>
+              <w:jc w:val="left"/>
+            </w:pPr>
+            <w:r>
+              <w:t xml:space="preserve">+2.9bp</w:t>
+            </w:r>
+          </w:p>
+        </w:tc>
+        <w:tc>
+          <w:tcPr/>
+          <w:p>
+            <w:pPr>
+              <w:pStyle w:val="Compact"/>
+              <w:jc w:val="left"/>
+            </w:pPr>
+            <w:r>
+              <w:t xml:space="preserve">+25.5 / +149.0 / −31.5bp</w:t>
+            </w:r>
+          </w:p>
+        </w:tc>
+      </w:tr>
+      <w:tr>
+        <w:tc>
+          <w:tcPr/>
+          <w:p>
+            <w:pPr>
+              <w:pStyle w:val="Compact"/>
+              <w:jc w:val="left"/>
+            </w:pPr>
+            <w:r>
+              <w:t xml:space="preserve">국고 3년 매수</w:t>
+            </w:r>
+          </w:p>
+        </w:tc>
+        <w:tc>
+          <w:tcPr/>
+          <w:p>
+            <w:pPr>
+              <w:pStyle w:val="Compact"/>
+              <w:jc w:val="left"/>
+            </w:pPr>
+            <w:r>
+              <w:t xml:space="preserve">−9.6bp</w:t>
+            </w:r>
+          </w:p>
+        </w:tc>
+        <w:tc>
+          <w:tcPr/>
+          <w:p>
+            <w:pPr>
+              <w:pStyle w:val="Compact"/>
+              <w:jc w:val="left"/>
+            </w:pPr>
+            <w:r>
+              <w:t xml:space="preserve">+8.0 / +190.0 / −76.0bp</w:t>
+            </w:r>
+          </w:p>
+        </w:tc>
+      </w:tr>
+      <w:tr>
+        <w:tc>
+          <w:tcPr/>
+          <w:p>
+            <w:pPr>
+              <w:pStyle w:val="Compact"/>
+              <w:jc w:val="left"/>
+            </w:pPr>
+            <w:r>
+              <w:t xml:space="preserve">국고 5년 매수</w:t>
+            </w:r>
+          </w:p>
+        </w:tc>
+        <w:tc>
+          <w:tcPr/>
+          <w:p>
+            <w:pPr>
+              <w:pStyle w:val="Compact"/>
+              <w:jc w:val="left"/>
+            </w:pPr>
+            <w:r>
+              <w:t xml:space="preserve">−11.5bp</w:t>
+            </w:r>
+          </w:p>
+        </w:tc>
+        <w:tc>
+          <w:tcPr/>
+          <w:p>
+            <w:pPr>
+              <w:pStyle w:val="Compact"/>
+              <w:jc w:val="left"/>
+            </w:pPr>
+            <w:r>
+              <w:t xml:space="preserve">+22.1 / +301.8 / −132.2bp</w:t>
+            </w:r>
+          </w:p>
+        </w:tc>
+      </w:tr>
+      <w:tr>
+        <w:tc>
+          <w:tcPr/>
+          <w:p>
+            <w:pPr>
+              <w:pStyle w:val="Compact"/>
+              <w:jc w:val="left"/>
+            </w:pPr>
+            <w:r>
+              <w:t xml:space="preserve">국고 10년 매수</w:t>
+            </w:r>
+          </w:p>
+        </w:tc>
+        <w:tc>
+          <w:tcPr/>
+          <w:p>
+            <w:pPr>
+              <w:pStyle w:val="Compact"/>
+              <w:jc w:val="left"/>
+            </w:pPr>
+            <w:r>
+              <w:t xml:space="preserve">−12.7bp</w:t>
+            </w:r>
+          </w:p>
+        </w:tc>
+        <w:tc>
+          <w:tcPr/>
+          <w:p>
+            <w:pPr>
+              <w:pStyle w:val="Compact"/>
+              <w:jc w:val="left"/>
+            </w:pPr>
+            <w:r>
+              <w:t xml:space="preserve">+10.4 / +466.9 / −363.1bp</w:t>
+            </w:r>
+          </w:p>
+        </w:tc>
+      </w:tr>
+      <w:tr>
+        <w:tc>
+          <w:tcPr/>
+          <w:p>
+            <w:pPr>
+              <w:pStyle w:val="Compact"/>
+              <w:jc w:val="left"/>
+            </w:pPr>
+            <w:r>
+              <w:t xml:space="preserve">회사채 AA− 3년 매수(헤지 없음)</w:t>
+            </w:r>
+          </w:p>
+        </w:tc>
+        <w:tc>
+          <w:tcPr/>
+          <w:p>
+            <w:pPr>
+              <w:pStyle w:val="Compact"/>
+              <w:jc w:val="left"/>
+            </w:pPr>
+            <w:r>
+              <w:t xml:space="preserve">−0.3bp</w:t>
+            </w:r>
+          </w:p>
+        </w:tc>
+        <w:tc>
+          <w:tcPr/>
+          <w:p>
+            <w:pPr>
+              <w:pStyle w:val="Compact"/>
+              <w:jc w:val="left"/>
+            </w:pPr>
+            <w:r>
+              <w:t xml:space="preserve">+87.6 / +288.6 / −62.9bp</w:t>
+            </w:r>
+          </w:p>
+        </w:tc>
+      </w:tr>
+      <w:tr>
+        <w:tc>
+          <w:tcPr/>
+          <w:p>
+            <w:pPr>
+              <w:pStyle w:val="Compact"/>
+              <w:jc w:val="left"/>
+            </w:pPr>
+            <w:r>
+              <w:rPr>
+                <w:bCs/>
+                <w:b/>
+              </w:rPr>
+              <w:t xml:space="preserve">회사채 AA− 3년 + 국채선물 매도(금리 헤지)</w:t>
+            </w:r>
+          </w:p>
+        </w:tc>
+        <w:tc>
+          <w:tcPr/>
+          <w:p>
+            <w:pPr>
+              <w:pStyle w:val="Compact"/>
+              <w:jc w:val="left"/>
+            </w:pPr>
+            <w:r>
+              <w:rPr>
+                <w:bCs/>
+                <w:b/>
+              </w:rPr>
+              <w:t xml:space="preserve">+8.6bp</w:t>
+            </w:r>
+          </w:p>
+        </w:tc>
+        <w:tc>
+          <w:tcPr/>
+          <w:p>
+            <w:pPr>
+              <w:pStyle w:val="Compact"/>
+              <w:jc w:val="left"/>
+            </w:pPr>
+            <w:r>
+              <w:rPr>
+                <w:bCs/>
+                <w:b/>
+              </w:rPr>
+              <w:t xml:space="preserve">+79.6 / +98.6 / +13.1bp</w:t>
+            </w:r>
+          </w:p>
+        </w:tc>
+      </w:tr>
+      <w:tr>
+        <w:tc>
+          <w:tcPr/>
+          <w:p>
+            <w:pPr>
+              <w:pStyle w:val="Compact"/>
+              <w:jc w:val="left"/>
+            </w:pPr>
+            <w:r>
+              <w:t xml:space="preserve">회사채 AA0 / AA+ 3년 + 금리 헤지</w:t>
+            </w:r>
+          </w:p>
+        </w:tc>
+        <w:tc>
+          <w:tcPr/>
+          <w:p>
+            <w:pPr>
+              <w:pStyle w:val="Compact"/>
+              <w:jc w:val="left"/>
+            </w:pPr>
+            <w:r>
+              <w:t xml:space="preserve">+7.4 / +6.4bp</w:t>
+            </w:r>
+          </w:p>
+        </w:tc>
+        <w:tc>
+          <w:tcPr/>
+          <w:p>
+            <w:pPr>
+              <w:pStyle w:val="Compact"/>
+              <w:jc w:val="left"/>
+            </w:pPr>
+            <w:r>
+              <w:t xml:space="preserve">Bear +8.1 / +2.2bp</w:t>
+            </w:r>
+          </w:p>
+        </w:tc>
+      </w:tr>
+    </w:tbl>
     <w:p>
       <w:pPr>
         <w:numPr>
@@ -4606,7 +4982,79 @@
         <w:pStyle w:val="Compact"/>
       </w:pPr>
       <w:r>
-        <w:t xml:space="preserve">시나리오 충격은 우리 매크로 토픽(1~3년)을 1년 보유 손익에 그대로 적용한 단순화다. 5년 충격은 3·10년 선형 보간, 2년 충격은 3년과 같다고 가정했다.</w:t>
+        <w:t xml:space="preserve">[판단]</w:t>
+      </w:r>
+      <w:r>
+        <w:t xml:space="preserve"> </w:t>
+      </w:r>
+      <w:r>
+        <w:rPr>
+          <w:bCs/>
+          <w:b/>
+        </w:rPr>
+        <w:t xml:space="preserve">결론은 같고 실행 순서가 달라진다.</w:t>
+      </w:r>
+      <w:r>
+        <w:t xml:space="preserve"> </w:t>
+      </w:r>
+      <w:r>
+        <w:t xml:space="preserve">벤치마크가 없으므로 ’듀레이션 중립’을 버린다. 대신 단계를 나눈다.</w:t>
+      </w:r>
+    </w:p>
+    <w:p>
+      <w:pPr>
+        <w:numPr>
+          <w:ilvl w:val="1"/>
+          <w:numId w:val="1010"/>
+        </w:numPr>
+        <w:pStyle w:val="Compact"/>
+      </w:pPr>
+      <w:r>
+        <w:rPr>
+          <w:bCs/>
+          <w:b/>
+        </w:rPr>
+        <w:t xml:space="preserve">1단계(지금):</w:t>
+      </w:r>
+      <w:r>
+        <w:t xml:space="preserve"> </w:t>
+      </w:r>
+      <w:r>
+        <w:t xml:space="preserve">금리 위험을 헤지한 AA 크레딧 캐리를 핵심으로 쌓는다. 단기 전망과 1년 세 시나리오 모두에서 플러스인 포지션은 이것뿐이다.</w:t>
+      </w:r>
+    </w:p>
+    <w:p>
+      <w:pPr>
+        <w:numPr>
+          <w:ilvl w:val="1"/>
+          <w:numId w:val="1010"/>
+        </w:numPr>
+        <w:pStyle w:val="Compact"/>
+      </w:pPr>
+      <w:r>
+        <w:rPr>
+          <w:bCs/>
+          <w:b/>
+        </w:rPr>
+        <w:t xml:space="preserve">2단계(10월 CPI·11월 금통위 뒤 금리 상승 시):</w:t>
+      </w:r>
+      <w:r>
+        <w:t xml:space="preserve"> </w:t>
+      </w:r>
+      <w:r>
+        <w:t xml:space="preserve">국고 3년 3.95%, 5년 4.10% 근처에서 국채선물 헤지를 풀어 2~5년 방향성 롱으로 전환한다.</w:t>
+      </w:r>
+    </w:p>
+    <w:p>
+      <w:pPr>
+        <w:numPr>
+          <w:ilvl w:val="1"/>
+          <w:numId w:val="1010"/>
+        </w:numPr>
+        <w:pStyle w:val="Compact"/>
+      </w:pPr>
+      <w:r>
+        <w:t xml:space="preserve">10년 아웃라이트는 위험 대비 보상이 가장 낮아 쓰지 않는다. 3s10s 플래트너는 3개월 비용(−3.1bp)이 기대 이익(+5bp)의 60%를 잠식해 핵심에서 뺀다.</w:t>
       </w:r>
     </w:p>
     <w:p>
@@ -4618,7 +5066,23 @@
         <w:pStyle w:val="Compact"/>
       </w:pPr>
       <w:r>
-        <w:t xml:space="preserve">조달금리(3개월 3.20%, 1년 3.40%)와 듀레이션은 추정이다. 국채선물로 구성하면 캐리는 선물 베이시스에 들어가지만 경제적 효과는 비슷하다.</w:t>
+        <w:t xml:space="preserve">[판단]</w:t>
+      </w:r>
+      <w:r>
+        <w:t xml:space="preserve"> </w:t>
+      </w:r>
+      <w:r>
+        <w:rPr>
+          <w:bCs/>
+          <w:b/>
+        </w:rPr>
+        <w:t xml:space="preserve">등급 선택이 달라진다.</w:t>
+      </w:r>
+      <w:r>
+        <w:t xml:space="preserve"> </w:t>
+      </w:r>
+      <w:r>
+        <w:t xml:space="preserve">수익 극대화 목적이라면 헤지 캐리가 큰 AA0~AA−(긍정적·안정적 전망 종목)가 AA+보다 낫다. AA+는 Bear에서 +2.2bp로 여유가 거의 없다. 대신 종목 수를 늘려 개별 등급 하락(한 단계당 약 −1%)을 분산한다. 긍정적 전망 A급은 등급 상향에 따른 스프레드 축소를 노리는 소규모 위성으로만 쓴다.</w:t>
       </w:r>
     </w:p>
     <w:p>
@@ -4630,14 +5094,118 @@
         <w:pStyle w:val="Compact"/>
       </w:pPr>
       <w:r>
-        <w:t xml:space="preserve">크레딧 초과수익에는 부도·등급 하락 손실, 거래비용, 유동성 프리미엄이 빠져 있다. AA 스프레드 충격은 AA+·AA0에도 같게 적용했다.</w:t>
+        <w:t xml:space="preserve">[판단]</w:t>
+      </w:r>
+      <w:r>
+        <w:t xml:space="preserve"> </w:t>
+      </w:r>
+      <w:r>
+        <w:rPr>
+          <w:bCs/>
+          <w:b/>
+        </w:rPr>
+        <w:t xml:space="preserve">레버리지는 위험 한도 안에서 헤지 크레딧에 우선 배정한다.</w:t>
+      </w:r>
+      <w:r>
+        <w:t xml:space="preserve"> </w:t>
+      </w:r>
+      <w:r>
+        <w:t xml:space="preserve">최악 시나리오 손실이 작아 같은 위험 한도에서 가장 큰 규모를 실을 수 있다. 다만 은행채 공급이 몰리는 연말 RP 조달 금리 상승은 점검한다.</w:t>
+      </w:r>
+    </w:p>
+    <w:bookmarkStart w:id="33" w:name="팀-회의-발표문-약-1100자"/>
+    <w:p>
+      <w:pPr>
+        <w:pStyle w:val="Heading3"/>
+      </w:pPr>
+      <w:r>
+        <w:t xml:space="preserve">팀 회의 발표문 (약 1,100자)</w:t>
       </w:r>
     </w:p>
     <w:p>
       <w:pPr>
+        <w:pStyle w:val="FirstParagraph"/>
+      </w:pPr>
+      <w:r>
+        <w:t xml:space="preserve">결론부터 말씀드리면, 지금은 금리 방향에 베팅하기보다 우량 회사채의 추가 금리를 먼저 쌓고, 국고채 매수는 물가 지표와 11월 금통위를 확인한 뒤 금리가 오를 때로 미루는 것이 수익을 극대화하는 길입니다.</w:t>
+      </w:r>
+    </w:p>
+    <w:p>
+      <w:pPr>
+        <w:pStyle w:val="BodyText"/>
+      </w:pPr>
+      <w:r>
+        <w:t xml:space="preserve">먼저 국고채입니다. 시장은 이미 두 차례 추가 인상을 가격에 반영했습니다. 1년 통안채 금리가 3.57%로 기준금리보다 0.57%p 높기 때문입니다. 따라서 인상 자체는 새로운 악재가 아닙니다. 다만 10월 물가와 11월 금통위가 단기적으로 금리를 밀어 올릴 수 있어, 지금 3~10년물을 사면 석 달 동안 0.1%p 안팎의 손실이 예상됩니다. 채권은 금리가 오를수록 싸지므로, 3년물 3.95%, 5년물 4.10% 근처까지 오르면 2~5년물을 사겠습니다. 이 구간은 시간이 지나며 생기는 가격 상승 효과가 가장 크고, 위험 한 단위당 기대수익이 10년물의 2~4배입니다. 10년물은 미국 장기금리 충격에 가장 크게 흔들려 비중을 두지 않겠습니다. 3년물을 팔고 10년물을 사는 전략은 들고만 있어도 석 달에 약 0.03%p의 비용이 들어, 기대 이익의 60%를 잠식하므로 핵심 전략에서 제외합니다.</w:t>
+      </w:r>
+    </w:p>
+    <w:p>
+      <w:pPr>
+        <w:pStyle w:val="BodyText"/>
+      </w:pPr>
+      <w:r>
+        <w:t xml:space="preserve">다음은 회사채입니다. AA급 3년 회사채는 국고채보다 연 0.6~0.7%p 높은 금리를 줍니다. 국채선물을 팔아 금리 변동 위험을 지우면 이 추가 금리만 남습니다. 이 포지션은 국고채 대비 추가 금리가 1년 동안 약 0.36%p 이상 벌어지지 않는 한 이익이고, 우리가 가정한 비관 시나리오(+0.30%p)에서도 이익이 납니다. 검토한 전략 가운데 단기와 1년 모든 시나리오에서 수익이 나는 유일한 포지션이므로 지금의 핵심으로 삼겠습니다. 만기는 2~3년으로 합니다. 5년으로 늘려도 늘어나는 금리가 국고채 증가분보다 작아, 신용 위험에 대한 보상이 오히려 줄기 때문입니다. 종목은 엄격히 고르겠습니다. 등급이 한 단계만 내려가도 약 1%의 손실이 나 1년 치 추가 금리를 넘기 때문입니다. 등급 전망이 긍정적인 기업을 우선하고, 부정적 전망이 몰린 석유화학과 연체율이 오르는 하위 등급은 피하겠습니다.</w:t>
+      </w:r>
+    </w:p>
+    <w:p>
+      <w:pPr>
+        <w:pStyle w:val="BodyText"/>
+      </w:pPr>
+      <w:r>
+        <w:t xml:space="preserve">정리하면, 회사채 추가 금리로 수익의 바닥을 먼저 다지고, 금리가 오르는 시점에 국채선물 헤지를 풀어 금리가 내려갈 때 생기는 2~5년물 가격 상승 이익까지 노리는 2단계 전략입니다.</w:t>
+      </w:r>
+    </w:p>
+    <w:bookmarkEnd w:id="33"/>
+    <w:bookmarkEnd w:id="34"/>
+    <w:bookmarkStart w:id="35" w:name="한계와-가정"/>
+    <w:p>
+      <w:pPr>
+        <w:pStyle w:val="Heading2"/>
+      </w:pPr>
+      <w:r>
+        <w:t xml:space="preserve">7. 한계와 가정</w:t>
+      </w:r>
+    </w:p>
+    <w:p>
+      <w:pPr>
         <w:numPr>
           <w:ilvl w:val="0"/>
-          <w:numId w:val="1009"/>
+          <w:numId w:val="1011"/>
+        </w:numPr>
+        <w:pStyle w:val="Compact"/>
+      </w:pPr>
+      <w:r>
+        <w:t xml:space="preserve">시나리오 충격은 우리 매크로 토픽(1~3년)을 1년 보유 손익에 그대로 적용한 단순화다. 5년 충격은 3·10년 선형 보간, 2년 충격은 3년과 같다고 가정했다.</w:t>
+      </w:r>
+    </w:p>
+    <w:p>
+      <w:pPr>
+        <w:numPr>
+          <w:ilvl w:val="0"/>
+          <w:numId w:val="1011"/>
+        </w:numPr>
+        <w:pStyle w:val="Compact"/>
+      </w:pPr>
+      <w:r>
+        <w:t xml:space="preserve">조달금리(3개월 3.20%, 1년 3.40%)와 듀레이션은 추정이다. 국채선물로 구성하면 캐리는 선물 베이시스에 들어가지만 경제적 효과는 비슷하다.</w:t>
+      </w:r>
+    </w:p>
+    <w:p>
+      <w:pPr>
+        <w:numPr>
+          <w:ilvl w:val="0"/>
+          <w:numId w:val="1011"/>
+        </w:numPr>
+        <w:pStyle w:val="Compact"/>
+      </w:pPr>
+      <w:r>
+        <w:t xml:space="preserve">크레딧 초과수익에는 부도·등급 하락 손실, 거래비용, 유동성 프리미엄이 빠져 있다. AA 스프레드 충격은 AA+·AA0에도 같게 적용했다.</w:t>
+      </w:r>
+    </w:p>
+    <w:p>
+      <w:pPr>
+        <w:numPr>
+          <w:ilvl w:val="0"/>
+          <w:numId w:val="1011"/>
         </w:numPr>
         <w:pStyle w:val="Compact"/>
       </w:pPr>
@@ -4667,8 +5235,8 @@
         <w:t xml:space="preserve">: 본 자료는 개인의 의사결정 보조를 위한 분석 자료이며 투자 권유가 아닙니다. 시나리오·확률·가정은 하우스 뷰와 에이전트 판단에 기반한 추정으로 실제 결과와 다를 수 있습니다.</w:t>
       </w:r>
     </w:p>
-    <w:bookmarkEnd w:id="33"/>
-    <w:bookmarkEnd w:id="34"/>
+    <w:bookmarkEnd w:id="35"/>
+    <w:bookmarkEnd w:id="36"/>
     <w:sectPr/>
   </w:body>
 </w:document>
@@ -5018,6 +5586,12 @@
     <w:abstractNumId w:val="991"/>
   </w:num>
   <w:num w:numId="1009">
+    <w:abstractNumId w:val="991"/>
+  </w:num>
+  <w:num w:numId="1010">
+    <w:abstractNumId w:val="991"/>
+  </w:num>
+  <w:num w:numId="1011">
     <w:abstractNumId w:val="991"/>
   </w:num>
 </w:numbering>

--- a/macro-agent/reports/2026-10-27_국내채권_투자전략.docx
+++ b/macro-agent/reports/2026-10-27_국내채권_투자전략.docx
@@ -2,7 +2,7 @@
 <file path=word/document.xml><?xml version="1.0" encoding="utf-8"?>
 <w:document xmlns:w="http://schemas.openxmlformats.org/wordprocessingml/2006/main" xmlns:m="http://schemas.openxmlformats.org/officeDocument/2006/math" xmlns:r="http://schemas.openxmlformats.org/officeDocument/2006/relationships" xmlns:o="urn:schemas-microsoft-com:office:office" xmlns:v="urn:schemas-microsoft-com:vml" xmlns:w10="urn:schemas-microsoft-com:office:word" xmlns:a="http://schemas.openxmlformats.org/drawingml/2006/main" xmlns:pic="http://schemas.openxmlformats.org/drawingml/2006/picture" xmlns:wp="http://schemas.openxmlformats.org/drawingml/2006/wordprocessingDrawing">
   <w:body>
-    <w:bookmarkStart w:id="36" w:name="국내-채권-투자-전략-국고채회사채-2026-10-27"/>
+    <w:bookmarkStart w:id="39" w:name="국내-채권-투자-전략-국고채회사채-2026-10-27"/>
     <w:p>
       <w:pPr>
         <w:pStyle w:val="Heading1"/>
@@ -5156,13 +5156,901 @@
     </w:p>
     <w:bookmarkEnd w:id="33"/>
     <w:bookmarkEnd w:id="34"/>
-    <w:bookmarkStart w:id="35" w:name="한계와-가정"/>
+    <w:bookmarkStart w:id="37" w:name="업종-선택-고금리고물가가-이어질-때-필수소비재금융유틸리티-회사채"/>
     <w:p>
       <w:pPr>
         <w:pStyle w:val="Heading2"/>
       </w:pPr>
       <w:r>
-        <w:t xml:space="preserve">7. 한계와 가정</w:t>
+        <w:t xml:space="preserve">9. 업종 선택 — 고금리·고물가가 이어질 때 필수소비재·금융·유틸리티 회사채</w:t>
+      </w:r>
+    </w:p>
+    <w:p>
+      <w:pPr>
+        <w:pStyle w:val="BlockText"/>
+      </w:pPr>
+      <w:r>
+        <w:t xml:space="preserve">질문: 고금리·고물가가 지속될 때 필수소비재·금융·유틸리티 회사채를 사는 것이 맞는가.</w:t>
+      </w:r>
+      <w:r>
+        <w:t xml:space="preserve"> </w:t>
+      </w:r>
+      <w:r>
+        <w:t xml:space="preserve">계산:</w:t>
+      </w:r>
+      <w:r>
+        <w:t xml:space="preserve"> </w:t>
+      </w:r>
+      <w:r>
+        <w:rPr>
+          <w:rStyle w:val="VerbatimChar"/>
+        </w:rPr>
+        <w:t xml:space="preserve">reports/tmp/2026-10-27_kr_bond_strategy_calc.json</w:t>
+      </w:r>
+      <w:r>
+        <w:t xml:space="preserve">의</w:t>
+      </w:r>
+      <w:r>
+        <w:t xml:space="preserve"> </w:t>
+      </w:r>
+      <w:r>
+        <w:rPr>
+          <w:rStyle w:val="VerbatimChar"/>
+        </w:rPr>
+        <w:t xml:space="preserve">sector_hedged_1y</w:t>
+      </w:r>
+      <w:r>
+        <w:t xml:space="preserve">(국채선물로 금리를 헤지한 1년 보유, 국고 대비 bp). ’고금리·고물가 지속’은 우리 Bear 조합(기준금리 3.75%, 국고 Bear, AA− +30bp, Brent +25%, 확률 약 0.25)이다. 업종별 스프레드 충격은 가정*이고, 업종 스프레드는 등급 커브로 대신했다(개별 민평 미확인). 시장 수치는 크레딧 리포트 p.2(2026-10-23).</w:t>
+      </w:r>
+    </w:p>
+    <w:tbl>
+      <w:tblPr>
+        <w:tblStyle w:val="Table"/>
+        <w:tblW w:type="pct" w:w="5000"/>
+        <w:tblLook w:firstRow="1" w:lastRow="0" w:firstColumn="0" w:lastColumn="0" w:noHBand="0" w:noVBand="0" w:val="0020"/>
+        <w:jc w:val="start"/>
+      </w:tblPr>
+      <w:tblGrid>
+        <w:gridCol w:w="1320"/>
+        <w:gridCol w:w="1320"/>
+        <w:gridCol w:w="1320"/>
+        <w:gridCol w:w="1320"/>
+        <w:gridCol w:w="1320"/>
+        <w:gridCol w:w="1320"/>
+      </w:tblGrid>
+      <w:tr>
+        <w:trPr>
+          <w:tblHeader w:val="true"/>
+        </w:trPr>
+        <w:tc>
+          <w:tcPr/>
+          <w:p>
+            <w:pPr>
+              <w:pStyle w:val="Compact"/>
+              <w:jc w:val="left"/>
+            </w:pPr>
+            <w:r>
+              <w:t xml:space="preserve">업종 (대용 커브)</w:t>
+            </w:r>
+          </w:p>
+        </w:tc>
+        <w:tc>
+          <w:tcPr/>
+          <w:p>
+            <w:pPr>
+              <w:pStyle w:val="Compact"/>
+              <w:jc w:val="left"/>
+            </w:pPr>
+            <w:r>
+              <w:t xml:space="preserve">3년 스프레드</w:t>
+            </w:r>
+          </w:p>
+        </w:tc>
+        <w:tc>
+          <w:tcPr/>
+          <w:p>
+            <w:pPr>
+              <w:pStyle w:val="Compact"/>
+              <w:jc w:val="left"/>
+            </w:pPr>
+            <w:r>
+              <w:t xml:space="preserve">1년 캐리+롤다운*</w:t>
+            </w:r>
+          </w:p>
+        </w:tc>
+        <w:tc>
+          <w:tcPr/>
+          <w:p>
+            <w:pPr>
+              <w:pStyle w:val="Compact"/>
+              <w:jc w:val="left"/>
+            </w:pPr>
+            <w:r>
+              <w:t xml:space="preserve">지속 시 스프레드 충격*</w:t>
+            </w:r>
+          </w:p>
+        </w:tc>
+        <w:tc>
+          <w:tcPr/>
+          <w:p>
+            <w:pPr>
+              <w:pStyle w:val="Compact"/>
+              <w:jc w:val="left"/>
+            </w:pPr>
+            <w:r>
+              <w:t xml:space="preserve">지속 시 1년 손익*</w:t>
+            </w:r>
+          </w:p>
+        </w:tc>
+        <w:tc>
+          <w:tcPr/>
+          <w:p>
+            <w:pPr>
+              <w:pStyle w:val="Compact"/>
+              <w:jc w:val="left"/>
+            </w:pPr>
+            <w:r>
+              <w:t xml:space="preserve">등급 한 단계 하락 손실*</w:t>
+            </w:r>
+          </w:p>
+        </w:tc>
+      </w:tr>
+      <w:tr>
+        <w:tc>
+          <w:tcPr/>
+          <w:p>
+            <w:pPr>
+              <w:pStyle w:val="Compact"/>
+              <w:jc w:val="left"/>
+            </w:pPr>
+            <w:r>
+              <w:t xml:space="preserve">상향 모멘텀 AA−: 전력기기·방산·상사 (회사채 AA−)</w:t>
+            </w:r>
+          </w:p>
+        </w:tc>
+        <w:tc>
+          <w:tcPr/>
+          <w:p>
+            <w:pPr>
+              <w:pStyle w:val="Compact"/>
+              <w:jc w:val="left"/>
+            </w:pPr>
+            <w:r>
+              <w:t xml:space="preserve">68.0</w:t>
+            </w:r>
+          </w:p>
+        </w:tc>
+        <w:tc>
+          <w:tcPr/>
+          <w:p>
+            <w:pPr>
+              <w:pStyle w:val="Compact"/>
+              <w:jc w:val="left"/>
+            </w:pPr>
+            <w:r>
+              <w:t xml:space="preserve">70.1</w:t>
+            </w:r>
+          </w:p>
+        </w:tc>
+        <w:tc>
+          <w:tcPr/>
+          <w:p>
+            <w:pPr>
+              <w:pStyle w:val="Compact"/>
+              <w:jc w:val="left"/>
+            </w:pPr>
+            <w:r>
+              <w:t xml:space="preserve">+15</w:t>
+            </w:r>
+          </w:p>
+        </w:tc>
+        <w:tc>
+          <w:tcPr/>
+          <w:p>
+            <w:pPr>
+              <w:pStyle w:val="Compact"/>
+              <w:jc w:val="left"/>
+            </w:pPr>
+            <w:r>
+              <w:rPr>
+                <w:bCs/>
+                <w:b/>
+              </w:rPr>
+              <w:t xml:space="preserve">+41.6</w:t>
+            </w:r>
+          </w:p>
+        </w:tc>
+        <w:tc>
+          <w:tcPr/>
+          <w:p>
+            <w:pPr>
+              <w:pStyle w:val="Compact"/>
+              <w:jc w:val="left"/>
+            </w:pPr>
+            <w:r>
+              <w:t xml:space="preserve">−107.5 (상향 시 +14.0)</w:t>
+            </w:r>
+          </w:p>
+        </w:tc>
+      </w:tr>
+      <w:tr>
+        <w:tc>
+          <w:tcPr/>
+          <w:p>
+            <w:pPr>
+              <w:pStyle w:val="Compact"/>
+              <w:jc w:val="left"/>
+            </w:pPr>
+            <w:r>
+              <w:t xml:space="preserve">통신 AA+ (회사채 AA+)</w:t>
+            </w:r>
+          </w:p>
+        </w:tc>
+        <w:tc>
+          <w:tcPr/>
+          <w:p>
+            <w:pPr>
+              <w:pStyle w:val="Compact"/>
+              <w:jc w:val="left"/>
+            </w:pPr>
+            <w:r>
+              <w:t xml:space="preserve">59.0</w:t>
+            </w:r>
+          </w:p>
+        </w:tc>
+        <w:tc>
+          <w:tcPr/>
+          <w:p>
+            <w:pPr>
+              <w:pStyle w:val="Compact"/>
+              <w:jc w:val="left"/>
+            </w:pPr>
+            <w:r>
+              <w:t xml:space="preserve">59.2</w:t>
+            </w:r>
+          </w:p>
+        </w:tc>
+        <w:tc>
+          <w:tcPr/>
+          <w:p>
+            <w:pPr>
+              <w:pStyle w:val="Compact"/>
+              <w:jc w:val="left"/>
+            </w:pPr>
+            <w:r>
+              <w:t xml:space="preserve">+15</w:t>
+            </w:r>
+          </w:p>
+        </w:tc>
+        <w:tc>
+          <w:tcPr/>
+          <w:p>
+            <w:pPr>
+              <w:pStyle w:val="Compact"/>
+              <w:jc w:val="left"/>
+            </w:pPr>
+            <w:r>
+              <w:t xml:space="preserve">+30.7</w:t>
+            </w:r>
+          </w:p>
+        </w:tc>
+        <w:tc>
+          <w:tcPr/>
+          <w:p>
+            <w:pPr>
+              <w:pStyle w:val="Compact"/>
+              <w:jc w:val="left"/>
+            </w:pPr>
+            <w:r>
+              <w:t xml:space="preserve">−11.2</w:t>
+            </w:r>
+          </w:p>
+        </w:tc>
+      </w:tr>
+      <w:tr>
+        <w:tc>
+          <w:tcPr/>
+          <w:p>
+            <w:pPr>
+              <w:pStyle w:val="Compact"/>
+              <w:jc w:val="left"/>
+            </w:pPr>
+            <w:r>
+              <w:t xml:space="preserve">음식료 AA급 (회사채 AA0)</w:t>
+            </w:r>
+          </w:p>
+        </w:tc>
+        <w:tc>
+          <w:tcPr/>
+          <w:p>
+            <w:pPr>
+              <w:pStyle w:val="Compact"/>
+              <w:jc w:val="left"/>
+            </w:pPr>
+            <w:r>
+              <w:t xml:space="preserve">63.0</w:t>
+            </w:r>
+          </w:p>
+        </w:tc>
+        <w:tc>
+          <w:tcPr/>
+          <w:p>
+            <w:pPr>
+              <w:pStyle w:val="Compact"/>
+              <w:jc w:val="left"/>
+            </w:pPr>
+            <w:r>
+              <w:t xml:space="preserve">65.1</w:t>
+            </w:r>
+          </w:p>
+        </w:tc>
+        <w:tc>
+          <w:tcPr/>
+          <w:p>
+            <w:pPr>
+              <w:pStyle w:val="Compact"/>
+              <w:jc w:val="left"/>
+            </w:pPr>
+            <w:r>
+              <w:t xml:space="preserve">+20</w:t>
+            </w:r>
+          </w:p>
+        </w:tc>
+        <w:tc>
+          <w:tcPr/>
+          <w:p>
+            <w:pPr>
+              <w:pStyle w:val="Compact"/>
+              <w:jc w:val="left"/>
+            </w:pPr>
+            <w:r>
+              <w:t xml:space="preserve">+27.1</w:t>
+            </w:r>
+          </w:p>
+        </w:tc>
+        <w:tc>
+          <w:tcPr/>
+          <w:p>
+            <w:pPr>
+              <w:pStyle w:val="Compact"/>
+              <w:jc w:val="left"/>
+            </w:pPr>
+            <w:r>
+              <w:t xml:space="preserve">−14.0</w:t>
+            </w:r>
+          </w:p>
+        </w:tc>
+      </w:tr>
+      <w:tr>
+        <w:tc>
+          <w:tcPr/>
+          <w:p>
+            <w:pPr>
+              <w:pStyle w:val="Compact"/>
+              <w:jc w:val="left"/>
+            </w:pPr>
+            <w:r>
+              <w:t xml:space="preserve">은행채 AAA</w:t>
+            </w:r>
+          </w:p>
+        </w:tc>
+        <w:tc>
+          <w:tcPr/>
+          <w:p>
+            <w:pPr>
+              <w:pStyle w:val="Compact"/>
+              <w:jc w:val="left"/>
+            </w:pPr>
+            <w:r>
+              <w:t xml:space="preserve">39.1</w:t>
+            </w:r>
+          </w:p>
+        </w:tc>
+        <w:tc>
+          <w:tcPr/>
+          <w:p>
+            <w:pPr>
+              <w:pStyle w:val="Compact"/>
+              <w:jc w:val="left"/>
+            </w:pPr>
+            <w:r>
+              <w:t xml:space="preserve">43.1</w:t>
+            </w:r>
+          </w:p>
+        </w:tc>
+        <w:tc>
+          <w:tcPr/>
+          <w:p>
+            <w:pPr>
+              <w:pStyle w:val="Compact"/>
+              <w:jc w:val="left"/>
+            </w:pPr>
+            <w:r>
+              <w:t xml:space="preserve">+10</w:t>
+            </w:r>
+          </w:p>
+        </w:tc>
+        <w:tc>
+          <w:tcPr/>
+          <w:p>
+            <w:pPr>
+              <w:pStyle w:val="Compact"/>
+              <w:jc w:val="left"/>
+            </w:pPr>
+            <w:r>
+              <w:t xml:space="preserve">+24.1</w:t>
+            </w:r>
+          </w:p>
+        </w:tc>
+        <w:tc>
+          <w:tcPr/>
+          <w:p>
+            <w:pPr>
+              <w:pStyle w:val="Compact"/>
+              <w:jc w:val="left"/>
+            </w:pPr>
+            <w:r>
+              <w:t xml:space="preserve">−20.7</w:t>
+            </w:r>
+          </w:p>
+        </w:tc>
+      </w:tr>
+      <w:tr>
+        <w:tc>
+          <w:tcPr/>
+          <w:p>
+            <w:pPr>
+              <w:pStyle w:val="Compact"/>
+              <w:jc w:val="left"/>
+            </w:pPr>
+            <w:r>
+              <w:t xml:space="preserve">캐피탈 A+ 이하 (여전채 A+)</w:t>
+            </w:r>
+          </w:p>
+        </w:tc>
+        <w:tc>
+          <w:tcPr/>
+          <w:p>
+            <w:pPr>
+              <w:pStyle w:val="Compact"/>
+              <w:jc w:val="left"/>
+            </w:pPr>
+            <w:r>
+              <w:t xml:space="preserve">152.3</w:t>
+            </w:r>
+          </w:p>
+        </w:tc>
+        <w:tc>
+          <w:tcPr/>
+          <w:p>
+            <w:pPr>
+              <w:pStyle w:val="Compact"/>
+              <w:jc w:val="left"/>
+            </w:pPr>
+            <w:r>
+              <w:t xml:space="preserve">211.4</w:t>
+            </w:r>
+          </w:p>
+        </w:tc>
+        <w:tc>
+          <w:tcPr/>
+          <w:p>
+            <w:pPr>
+              <w:pStyle w:val="Compact"/>
+              <w:jc w:val="left"/>
+            </w:pPr>
+            <w:r>
+              <w:t xml:space="preserve">+100</w:t>
+            </w:r>
+          </w:p>
+        </w:tc>
+        <w:tc>
+          <w:tcPr/>
+          <w:p>
+            <w:pPr>
+              <w:pStyle w:val="Compact"/>
+              <w:jc w:val="left"/>
+            </w:pPr>
+            <w:r>
+              <w:t xml:space="preserve">+21.4</w:t>
+            </w:r>
+          </w:p>
+        </w:tc>
+        <w:tc>
+          <w:tcPr/>
+          <w:p>
+            <w:pPr>
+              <w:pStyle w:val="Compact"/>
+              <w:jc w:val="left"/>
+            </w:pPr>
+            <w:r>
+              <w:t xml:space="preserve">−216.4</w:t>
+            </w:r>
+          </w:p>
+        </w:tc>
+      </w:tr>
+      <w:tr>
+        <w:tc>
+          <w:tcPr/>
+          <w:p>
+            <w:pPr>
+              <w:pStyle w:val="Compact"/>
+              <w:jc w:val="left"/>
+            </w:pPr>
+            <w:r>
+              <w:t xml:space="preserve">비교 기준: 회사채 AA− 평균</w:t>
+            </w:r>
+          </w:p>
+        </w:tc>
+        <w:tc>
+          <w:tcPr/>
+          <w:p>
+            <w:pPr>
+              <w:pStyle w:val="Compact"/>
+              <w:jc w:val="left"/>
+            </w:pPr>
+            <w:r>
+              <w:t xml:space="preserve">68.0</w:t>
+            </w:r>
+          </w:p>
+        </w:tc>
+        <w:tc>
+          <w:tcPr/>
+          <w:p>
+            <w:pPr>
+              <w:pStyle w:val="Compact"/>
+              <w:jc w:val="left"/>
+            </w:pPr>
+            <w:r>
+              <w:t xml:space="preserve">70.1</w:t>
+            </w:r>
+          </w:p>
+        </w:tc>
+        <w:tc>
+          <w:tcPr/>
+          <w:p>
+            <w:pPr>
+              <w:pStyle w:val="Compact"/>
+              <w:jc w:val="left"/>
+            </w:pPr>
+            <w:r>
+              <w:t xml:space="preserve">+30</w:t>
+            </w:r>
+          </w:p>
+        </w:tc>
+        <w:tc>
+          <w:tcPr/>
+          <w:p>
+            <w:pPr>
+              <w:pStyle w:val="Compact"/>
+              <w:jc w:val="left"/>
+            </w:pPr>
+            <w:r>
+              <w:t xml:space="preserve">+13.1</w:t>
+            </w:r>
+          </w:p>
+        </w:tc>
+        <w:tc>
+          <w:tcPr/>
+          <w:p>
+            <w:pPr>
+              <w:pStyle w:val="Compact"/>
+              <w:jc w:val="left"/>
+            </w:pPr>
+            <w:r>
+              <w:t xml:space="preserve">−107.5</w:t>
+            </w:r>
+          </w:p>
+        </w:tc>
+      </w:tr>
+      <w:tr>
+        <w:tc>
+          <w:tcPr/>
+          <w:p>
+            <w:pPr>
+              <w:pStyle w:val="Compact"/>
+              <w:jc w:val="left"/>
+            </w:pPr>
+            <w:r>
+              <w:t xml:space="preserve">카드채 AA+ (여전채 AA+)</w:t>
+            </w:r>
+          </w:p>
+        </w:tc>
+        <w:tc>
+          <w:tcPr/>
+          <w:p>
+            <w:pPr>
+              <w:pStyle w:val="Compact"/>
+              <w:jc w:val="left"/>
+            </w:pPr>
+            <w:r>
+              <w:t xml:space="preserve">58.7</w:t>
+            </w:r>
+          </w:p>
+        </w:tc>
+        <w:tc>
+          <w:tcPr/>
+          <w:p>
+            <w:pPr>
+              <w:pStyle w:val="Compact"/>
+              <w:jc w:val="left"/>
+            </w:pPr>
+            <w:r>
+              <w:t xml:space="preserve">53.2</w:t>
+            </w:r>
+          </w:p>
+        </w:tc>
+        <w:tc>
+          <w:tcPr/>
+          <w:p>
+            <w:pPr>
+              <w:pStyle w:val="Compact"/>
+              <w:jc w:val="left"/>
+            </w:pPr>
+            <w:r>
+              <w:t xml:space="preserve">+25</w:t>
+            </w:r>
+          </w:p>
+        </w:tc>
+        <w:tc>
+          <w:tcPr/>
+          <w:p>
+            <w:pPr>
+              <w:pStyle w:val="Compact"/>
+              <w:jc w:val="left"/>
+            </w:pPr>
+            <w:r>
+              <w:t xml:space="preserve">+5.7</w:t>
+            </w:r>
+          </w:p>
+        </w:tc>
+        <w:tc>
+          <w:tcPr/>
+          <w:p>
+            <w:pPr>
+              <w:pStyle w:val="Compact"/>
+              <w:jc w:val="left"/>
+            </w:pPr>
+            <w:r>
+              <w:t xml:space="preserve">−19.9</w:t>
+            </w:r>
+          </w:p>
+        </w:tc>
+      </w:tr>
+      <w:tr>
+        <w:tc>
+          <w:tcPr/>
+          <w:p>
+            <w:pPr>
+              <w:pStyle w:val="Compact"/>
+              <w:jc w:val="left"/>
+            </w:pPr>
+            <w:r>
+              <w:t xml:space="preserve">에너지 공기업 (특수채 AAA)</w:t>
+            </w:r>
+          </w:p>
+        </w:tc>
+        <w:tc>
+          <w:tcPr/>
+          <w:p>
+            <w:pPr>
+              <w:pStyle w:val="Compact"/>
+              <w:jc w:val="left"/>
+            </w:pPr>
+            <w:r>
+              <w:t xml:space="preserve">36.4</w:t>
+            </w:r>
+          </w:p>
+        </w:tc>
+        <w:tc>
+          <w:tcPr/>
+          <w:p>
+            <w:pPr>
+              <w:pStyle w:val="Compact"/>
+              <w:jc w:val="left"/>
+            </w:pPr>
+            <w:r>
+              <w:t xml:space="preserve">40.4</w:t>
+            </w:r>
+          </w:p>
+        </w:tc>
+        <w:tc>
+          <w:tcPr/>
+          <w:p>
+            <w:pPr>
+              <w:pStyle w:val="Compact"/>
+              <w:jc w:val="left"/>
+            </w:pPr>
+            <w:r>
+              <w:t xml:space="preserve">+20</w:t>
+            </w:r>
+          </w:p>
+        </w:tc>
+        <w:tc>
+          <w:tcPr/>
+          <w:p>
+            <w:pPr>
+              <w:pStyle w:val="Compact"/>
+              <w:jc w:val="left"/>
+            </w:pPr>
+            <w:r>
+              <w:t xml:space="preserve">+2.4</w:t>
+            </w:r>
+          </w:p>
+        </w:tc>
+        <w:tc>
+          <w:tcPr/>
+          <w:p>
+            <w:pPr>
+              <w:pStyle w:val="Compact"/>
+              <w:jc w:val="left"/>
+            </w:pPr>
+            <w:r>
+              <w:t xml:space="preserve">해당 가능성 낮음</w:t>
+            </w:r>
+          </w:p>
+        </w:tc>
+      </w:tr>
+      <w:tr>
+        <w:tc>
+          <w:tcPr/>
+          <w:p>
+            <w:pPr>
+              <w:pStyle w:val="Compact"/>
+              <w:jc w:val="left"/>
+            </w:pPr>
+            <w:r>
+              <w:t xml:space="preserve">캐피탈 AA− (여전채 AA−)</w:t>
+            </w:r>
+          </w:p>
+        </w:tc>
+        <w:tc>
+          <w:tcPr/>
+          <w:p>
+            <w:pPr>
+              <w:pStyle w:val="Compact"/>
+              <w:jc w:val="left"/>
+            </w:pPr>
+            <w:r>
+              <w:t xml:space="preserve">74.4</w:t>
+            </w:r>
+          </w:p>
+        </w:tc>
+        <w:tc>
+          <w:tcPr/>
+          <w:p>
+            <w:pPr>
+              <w:pStyle w:val="Compact"/>
+              <w:jc w:val="left"/>
+            </w:pPr>
+            <w:r>
+              <w:t xml:space="preserve">74.6</w:t>
+            </w:r>
+          </w:p>
+        </w:tc>
+        <w:tc>
+          <w:tcPr/>
+          <w:p>
+            <w:pPr>
+              <w:pStyle w:val="Compact"/>
+              <w:jc w:val="left"/>
+            </w:pPr>
+            <w:r>
+              <w:t xml:space="preserve">+40</w:t>
+            </w:r>
+          </w:p>
+        </w:tc>
+        <w:tc>
+          <w:tcPr/>
+          <w:p>
+            <w:pPr>
+              <w:pStyle w:val="Compact"/>
+              <w:jc w:val="left"/>
+            </w:pPr>
+            <w:r>
+              <w:t xml:space="preserve">−1.4</w:t>
+            </w:r>
+          </w:p>
+        </w:tc>
+        <w:tc>
+          <w:tcPr/>
+          <w:p>
+            <w:pPr>
+              <w:pStyle w:val="Compact"/>
+              <w:jc w:val="left"/>
+            </w:pPr>
+            <w:r>
+              <w:t xml:space="preserve">−218.1</w:t>
+            </w:r>
+          </w:p>
+        </w:tc>
+      </w:tr>
+      <w:tr>
+        <w:tc>
+          <w:tcPr/>
+          <w:p>
+            <w:pPr>
+              <w:pStyle w:val="Compact"/>
+              <w:jc w:val="left"/>
+            </w:pPr>
+            <w:r>
+              <w:t xml:space="preserve">석유화학 AA− (회사채 AA−)</w:t>
+            </w:r>
+          </w:p>
+        </w:tc>
+        <w:tc>
+          <w:tcPr/>
+          <w:p>
+            <w:pPr>
+              <w:pStyle w:val="Compact"/>
+              <w:jc w:val="left"/>
+            </w:pPr>
+            <w:r>
+              <w:t xml:space="preserve">68.0</w:t>
+            </w:r>
+          </w:p>
+        </w:tc>
+        <w:tc>
+          <w:tcPr/>
+          <w:p>
+            <w:pPr>
+              <w:pStyle w:val="Compact"/>
+              <w:jc w:val="left"/>
+            </w:pPr>
+            <w:r>
+              <w:t xml:space="preserve">70.1</w:t>
+            </w:r>
+          </w:p>
+        </w:tc>
+        <w:tc>
+          <w:tcPr/>
+          <w:p>
+            <w:pPr>
+              <w:pStyle w:val="Compact"/>
+              <w:jc w:val="left"/>
+            </w:pPr>
+            <w:r>
+              <w:t xml:space="preserve">+60</w:t>
+            </w:r>
+          </w:p>
+        </w:tc>
+        <w:tc>
+          <w:tcPr/>
+          <w:p>
+            <w:pPr>
+              <w:pStyle w:val="Compact"/>
+              <w:jc w:val="left"/>
+            </w:pPr>
+            <w:r>
+              <w:rPr>
+                <w:bCs/>
+                <w:b/>
+              </w:rPr>
+              <w:t xml:space="preserve">−43.9</w:t>
+            </w:r>
+          </w:p>
+        </w:tc>
+        <w:tc>
+          <w:tcPr/>
+          <w:p>
+            <w:pPr>
+              <w:pStyle w:val="Compact"/>
+              <w:jc w:val="left"/>
+            </w:pPr>
+            <w:r>
+              <w:t xml:space="preserve">−107.5</w:t>
+            </w:r>
+          </w:p>
+        </w:tc>
+      </w:tr>
+    </w:tbl>
+    <w:bookmarkStart w:id="35" w:name="질문에-대한-답"/>
+    <w:p>
+      <w:pPr>
+        <w:pStyle w:val="Heading3"/>
+      </w:pPr>
+      <w:r>
+        <w:t xml:space="preserve">9.1 질문에 대한 답</w:t>
       </w:r>
     </w:p>
     <w:p>
@@ -5174,7 +6062,23 @@
         <w:pStyle w:val="Compact"/>
       </w:pPr>
       <w:r>
-        <w:t xml:space="preserve">시나리오 충격은 우리 매크로 토픽(1~3년)을 1년 보유 손익에 그대로 적용한 단순화다. 5년 충격은 3·10년 선형 보간, 2년 충격은 3년과 같다고 가정했다.</w:t>
+        <w:t xml:space="preserve">[판단]</w:t>
+      </w:r>
+      <w:r>
+        <w:t xml:space="preserve"> </w:t>
+      </w:r>
+      <w:r>
+        <w:rPr>
+          <w:bCs/>
+          <w:b/>
+        </w:rPr>
+        <w:t xml:space="preserve">’방어 업종이니 산다’는 주식의 논리를 한국 회사채에 그대로 옮기면 안 된다.</w:t>
+      </w:r>
+      <w:r>
+        <w:t xml:space="preserve"> </w:t>
+      </w:r>
+      <w:r>
+        <w:t xml:space="preserve">세 업종 중 은행채만 핵심으로 쓴다. 필수소비재는 음식료 상위만 소량, 유틸리티(에너지 공기업)는 수익원이 아니라 유동성 버퍼로 쓴다. 수익을 극대화하려면 고금리·고물가에도 이익이 늘어 등급이 오르는 업종을 핵심에 넣는다.</w:t>
       </w:r>
     </w:p>
     <w:p>
@@ -5186,7 +6090,31 @@
         <w:pStyle w:val="Compact"/>
       </w:pPr>
       <w:r>
-        <w:t xml:space="preserve">조달금리(3개월 3.20%, 1년 3.40%)와 듀레이션은 추정이다. 국채선물로 구성하면 캐리는 선물 베이시스에 들어가지만 경제적 효과는 비슷하다.</w:t>
+        <w:t xml:space="preserve">[판단] 이유는 두 가지다.</w:t>
+      </w:r>
+    </w:p>
+    <w:p>
+      <w:pPr>
+        <w:numPr>
+          <w:ilvl w:val="1"/>
+          <w:numId w:val="1012"/>
+        </w:numPr>
+        <w:pStyle w:val="Compact"/>
+      </w:pPr>
+      <w:r>
+        <w:t xml:space="preserve">회사채는 이익이 늘어도 받는 이자가 그대로다. 업종 선택의 기준은 ’이익이 얼마나 늘까’가 아니라 ’나빠질 때 원리금을 버티는가(등급 방향)’와 ’그 위험 대비 추가 금리가 충분한가’다. 방어 업종은 첫째는 좋지만 모두가 알기에 둘째가 작다.</w:t>
+      </w:r>
+    </w:p>
+    <w:p>
+      <w:pPr>
+        <w:numPr>
+          <w:ilvl w:val="1"/>
+          <w:numId w:val="1012"/>
+        </w:numPr>
+        <w:pStyle w:val="Compact"/>
+      </w:pPr>
+      <w:r>
+        <w:t xml:space="preserve">한국에서 이 세 업종은 고물가 때 정부가 가격을 누르는 업종이다. 원가 상승을 소비자에게 넘기지 못하고 기업이 떠안는다. 미국 유틸리티처럼 규제 요금이 원가를 따라 오르는 ’인플레이션 방어’가 작동하지 않는다.</w:t>
       </w:r>
     </w:p>
     <w:p>
@@ -5198,14 +6126,561 @@
         <w:pStyle w:val="Compact"/>
       </w:pPr>
       <w:r>
-        <w:t xml:space="preserve">크레딧 초과수익에는 부도·등급 하락 손실, 거래비용, 유동성 프리미엄이 빠져 있다. AA 스프레드 충격은 AA+·AA0에도 같게 적용했다.</w:t>
+        <w:t xml:space="preserve">[하우스] 전기·가스 요금은 2026년 하반기 동결됐고, 석유류 최고가격제가 소비자물가를 억제하고 있다. 한전채 특례가 2027년 말 일몰돼 하반기로 갈수록 요금 인상 압력이 커진다고 본다(20261026_신한_2027전망P4 p.25).</w:t>
+      </w:r>
+    </w:p>
+    <w:p>
+      <w:pPr>
+        <w:pStyle w:val="FirstParagraph"/>
+      </w:pPr>
+      <w:r>
+        <w:rPr>
+          <w:bCs/>
+          <w:b/>
+        </w:rPr>
+        <w:t xml:space="preserve">유틸리티 (에너지 공기업)</w:t>
+      </w:r>
+      <w:r>
+        <w:t xml:space="preserve"> </w:t>
+      </w:r>
+      <w:r>
+        <w:t xml:space="preserve">- [사실] 한전·가스공사·지역난방공사는 특수채 AAA(3년 스프레드 36.4bp, p.2)다. 지난주 한전 2,400억원, 가스공사 1,900억원, 한난 1,400억원이 발행됐다(p.5).</w:t>
+      </w:r>
+      <w:r>
+        <w:t xml:space="preserve"> </w:t>
+      </w:r>
+      <w:r>
+        <w:t xml:space="preserve">- [판단] 원금 위험은 사실상 정부 수준이다. 그러나 고금리·고물가가 이어지면 요금 동결과 고유가(Brent 116.72달러, 2026-10-23 웹확인)로 적자가 쌓이고 채권 발행이 늘어 스프레드가 넓어진다. 위험은 부도가 아니라 공급이다. 지속 시 1년 손익은 +2.4bp</w:t>
+      </w:r>
+      <w:r>
+        <w:rPr>
+          <w:iCs/>
+          <w:i/>
+        </w:rPr>
+        <w:t xml:space="preserve">로 거의 남지 않는다.</w:t>
+      </w:r>
+      <w:r>
+        <w:rPr>
+          <w:iCs/>
+          <w:i/>
+        </w:rPr>
+        <w:t xml:space="preserve"> </w:t>
+      </w:r>
+      <w:r>
+        <w:rPr>
+          <w:iCs/>
+          <w:i/>
+        </w:rPr>
+        <w:t xml:space="preserve">- [판단] 1~3년만 유동성 버퍼로 담는다. 장기 공사채는 유가 안정과 요금 인상을 확인한 뒤 산다. 요금 인상은 이 업종 신용에 오히려 호재다.</w:t>
+      </w:r>
+      <w:r>
+        <w:rPr>
+          <w:iCs/>
+          <w:i/>
+        </w:rPr>
+        <w:t xml:space="preserve"> </w:t>
+      </w:r>
+      <w:r>
+        <w:rPr>
+          <w:iCs/>
+          <w:i/>
+        </w:rPr>
+        <w:t xml:space="preserve">- [판단] 유틸리티 성격을 원하면 민간 통신 AA+가 낫다(+30.7bp</w:t>
+      </w:r>
+      <w:r>
+        <w:t xml:space="preserve">). LG유플러스 AA+ 2·3년이 4.238%·4.297%에 발행됐다(p.6). 민간 발전 통영에코파워(A+)는 3사 모두 긍정적 전망이다(p.12).</w:t>
+      </w:r>
+    </w:p>
+    <w:p>
+      <w:pPr>
+        <w:pStyle w:val="BodyText"/>
+      </w:pPr>
+      <w:r>
+        <w:rPr>
+          <w:bCs/>
+          <w:b/>
+        </w:rPr>
+        <w:t xml:space="preserve">금융</w:t>
+      </w:r>
+      <w:r>
+        <w:t xml:space="preserve"> </w:t>
+      </w:r>
+      <w:r>
+        <w:t xml:space="preserve">- [판단] 하나로 묶으면 안 된다. 고금리 지속의 영향이 하위 업종마다 정반대다.</w:t>
+      </w:r>
+      <w:r>
+        <w:t xml:space="preserve"> </w:t>
+      </w:r>
+      <w:r>
+        <w:t xml:space="preserve">-</w:t>
+      </w:r>
+      <w:r>
+        <w:t xml:space="preserve"> </w:t>
+      </w:r>
+      <w:r>
+        <w:rPr>
+          <w:bCs/>
+          <w:b/>
+        </w:rPr>
+        <w:t xml:space="preserve">은행채 AAA — 핵심.</w:t>
+      </w:r>
+      <w:r>
+        <w:t xml:space="preserve"> </w:t>
+      </w:r>
+      <w:r>
+        <w:t xml:space="preserve">고금리에서도 예대마진이 유지되고 연체 상승(8월 0.69%, 중소기업 1.00%, p.1)은 자본으로 흡수된다. 지속 시 +24.1bp</w:t>
+      </w:r>
+      <w:r>
+        <w:rPr>
+          <w:iCs/>
+          <w:i/>
+        </w:rPr>
+        <w:t xml:space="preserve">로 안전 등급 중 가장 견고하다. 최근 순발행(주간 2.44조원, p.2)으로 특수채보다 2.7bp 넓은데, 4분기 만기를 소화하면 좁혀질 여지가 있다.</w:t>
+      </w:r>
+      <w:r>
+        <w:rPr>
+          <w:iCs/>
+          <w:i/>
+        </w:rPr>
+        <w:t xml:space="preserve"> </w:t>
+      </w:r>
+      <w:r>
+        <w:rPr>
+          <w:iCs/>
+          <w:i/>
+        </w:rPr>
+        <w:t xml:space="preserve">-</w:t>
+      </w:r>
+      <w:r>
+        <w:rPr>
+          <w:iCs/>
+          <w:i/>
+        </w:rPr>
+        <w:t xml:space="preserve"> </w:t>
+      </w:r>
+      <w:r>
+        <w:rPr>
+          <w:bCs/>
+          <w:b/>
+          <w:iCs/>
+          <w:i/>
+        </w:rPr>
+        <w:t xml:space="preserve">카드채 — 지주계열 AA+, 2년 위주.</w:t>
+      </w:r>
+      <w:r>
+        <w:rPr>
+          <w:iCs/>
+          <w:i/>
+        </w:rPr>
+        <w:t xml:space="preserve"> </w:t>
+      </w:r>
+      <w:r>
+        <w:rPr>
+          <w:iCs/>
+          <w:i/>
+        </w:rPr>
+        <w:t xml:space="preserve">예금이 없어 시장에서 조달하므로 고금리가 비용을 바로 올리고, 가계 신용대출 등 연체(0.91%, p.1)도 오른다. 지속 시 +5.7bp</w:t>
+      </w:r>
+      <w:r>
+        <w:t xml:space="preserve">로 여유가 작다. 여전채 AA+는 2년 스프레드(59.1bp)가 3년(58.7bp)보다 크고 커브가 평평해 3년을 사도 롤다운 이익이 없다(p.2). 7주 연속 순발행도 부담이다(p.5).</w:t>
+      </w:r>
+      <w:r>
+        <w:t xml:space="preserve"> </w:t>
+      </w:r>
+      <w:r>
+        <w:t xml:space="preserve">-</w:t>
+      </w:r>
+      <w:r>
+        <w:t xml:space="preserve"> </w:t>
+      </w:r>
+      <w:r>
+        <w:rPr>
+          <w:bCs/>
+          <w:b/>
+        </w:rPr>
+        <w:t xml:space="preserve">캐피탈 AA− — 지주계열 외 회피.</w:t>
+      </w:r>
+      <w:r>
+        <w:t xml:space="preserve"> </w:t>
+      </w:r>
+      <w:r>
+        <w:t xml:space="preserve">지속 시 −1.4bp</w:t>
+      </w:r>
+      <w:r>
+        <w:rPr>
+          <w:iCs/>
+          <w:i/>
+        </w:rPr>
+        <w:t xml:space="preserve">. 더 큰 문제는 등급 절벽이다. 여전채는 AA−(74.4bp)에서 A+(152.3bp)로 한 단계 내려가면 스프레드가 78bp 뛰어 −2.2%</w:t>
+      </w:r>
+      <w:r>
+        <w:t xml:space="preserve"> </w:t>
+      </w:r>
+      <w:r>
+        <w:t xml:space="preserve">손실이 난다. 회사채 AA−의 한 단계 하락 손실(−1.1%</w:t>
+      </w:r>
+      <w:r>
+        <w:rPr>
+          <w:iCs/>
+          <w:i/>
+        </w:rPr>
+        <w:t xml:space="preserve">)의 두 배다.</w:t>
+      </w:r>
+      <w:r>
+        <w:rPr>
+          <w:iCs/>
+          <w:i/>
+        </w:rPr>
+        <w:t xml:space="preserve"> </w:t>
+      </w:r>
+      <w:r>
+        <w:rPr>
+          <w:iCs/>
+          <w:i/>
+        </w:rPr>
+        <w:t xml:space="preserve">-</w:t>
+      </w:r>
+      <w:r>
+        <w:rPr>
+          <w:iCs/>
+          <w:i/>
+        </w:rPr>
+        <w:t xml:space="preserve"> </w:t>
+      </w:r>
+      <w:r>
+        <w:rPr>
+          <w:bCs/>
+          <w:b/>
+          <w:iCs/>
+          <w:i/>
+        </w:rPr>
+        <w:t xml:space="preserve">캐피탈 A+ 이하 — 소규모 이벤트성만.</w:t>
+      </w:r>
+      <w:r>
+        <w:rPr>
+          <w:iCs/>
+          <w:i/>
+        </w:rPr>
+        <w:t xml:space="preserve"> </w:t>
+      </w:r>
+      <w:r>
+        <w:rPr>
+          <w:iCs/>
+          <w:i/>
+        </w:rPr>
+        <w:t xml:space="preserve">캐리 211.4bp</w:t>
+      </w:r>
+      <w:r>
+        <w:t xml:space="preserve">는 숫자상 가장 크지만 그중 약 59bp가 ’2→3년 금리 차 36bp가 1년 뒤에도 유지된다’는 롤다운 가정에서 나온다. 한 단계 하락에 −2.2%*이고, 부동산 PF·저신용 차주 노출과 유동성 위험이 있다.</w:t>
+      </w:r>
+      <w:r>
+        <w:t xml:space="preserve"> </w:t>
+      </w:r>
+      <w:r>
+        <w:t xml:space="preserve">- 신종자본증권은 보상이 부족하다(4절, 하나금융 4.730%). 보험사는 종목별로 갈린다. 현대해상(AAA)·푸본현대생명(A+)은 부정적 전망(p.13), 롯데손해보험(A−)은 긍정적 목록(p.12)에 있다.</w:t>
+      </w:r>
+    </w:p>
+    <w:p>
+      <w:pPr>
+        <w:pStyle w:val="BodyText"/>
+      </w:pPr>
+      <w:r>
+        <w:rPr>
+          <w:bCs/>
+          <w:b/>
+        </w:rPr>
+        <w:t xml:space="preserve">필수소비재</w:t>
+      </w:r>
+      <w:r>
+        <w:t xml:space="preserve"> </w:t>
+      </w:r>
+      <w:r>
+        <w:t xml:space="preserve">-</w:t>
+      </w:r>
+      <w:r>
+        <w:t xml:space="preserve"> </w:t>
+      </w:r>
+      <w:r>
+        <w:rPr>
+          <w:bCs/>
+          <w:b/>
+        </w:rPr>
+        <w:t xml:space="preserve">음식료 상위 AA급 — 소량, 발행시장에서만.</w:t>
+      </w:r>
+      <w:r>
+        <w:t xml:space="preserve"> </w:t>
+      </w:r>
+      <w:r>
+        <w:t xml:space="preserve">수요가 꺾이지 않고 부채가 적어 버틴다(+27.1bp*). 그러나 원재료 수입 비중이 높아 고물가·원화 약세(우리 Base +5%)에 마진이 깎이고 가격 인상은 늦다. 업종 개별 스프레드는 미확인이다. 우량 음식료는 보통 등급 평균보다 낮은 금리로 거래돼(판단) 실제 캐리는 표보다 작을 수 있으므로, 개별 민평 이상으로 발행되는 물량만 산다. 동원F&amp;B(A+)는 긍정적 전망(p.12)으로 위성 후보다.</w:t>
+      </w:r>
+      <w:r>
+        <w:t xml:space="preserve"> </w:t>
+      </w:r>
+      <w:r>
+        <w:t xml:space="preserve">-</w:t>
+      </w:r>
+      <w:r>
+        <w:t xml:space="preserve"> </w:t>
+      </w:r>
+      <w:r>
+        <w:rPr>
+          <w:bCs/>
+          <w:b/>
+        </w:rPr>
+        <w:t xml:space="preserve">유통 — 회피.</w:t>
+      </w:r>
+      <w:r>
+        <w:t xml:space="preserve"> </w:t>
+      </w:r>
+      <w:r>
+        <w:t xml:space="preserve">고물가는 실질소득을 깎고, 고금리는 임차료·차입 부담이 큰 오프라인 유통을 직접 압박한다. 코리아세븐(A)은 3사 모두 부정적, 호텔신라·롯데물산(AA−)도 부정적이다(p.13).</w:t>
+      </w:r>
+    </w:p>
+    <w:bookmarkEnd w:id="35"/>
+    <w:bookmarkStart w:id="36" w:name="추천-업종-우선순위"/>
+    <w:p>
+      <w:pPr>
+        <w:pStyle w:val="Heading3"/>
+      </w:pPr>
+      <w:r>
+        <w:t xml:space="preserve">9.2 추천 업종 (우선순위)</w:t>
       </w:r>
     </w:p>
     <w:p>
       <w:pPr>
         <w:numPr>
           <w:ilvl w:val="0"/>
-          <w:numId w:val="1011"/>
+          <w:numId w:val="1013"/>
+        </w:numPr>
+        <w:pStyle w:val="Compact"/>
+      </w:pPr>
+      <w:r>
+        <w:t xml:space="preserve">[판단]</w:t>
+      </w:r>
+      <w:r>
+        <w:t xml:space="preserve"> </w:t>
+      </w:r>
+      <w:r>
+        <w:rPr>
+          <w:bCs/>
+          <w:b/>
+        </w:rPr>
+        <w:t xml:space="preserve">등급 상향 모멘텀 AA−</w:t>
+      </w:r>
+      <w:r>
+        <w:t xml:space="preserve">: 전력기기·전선(LS일렉트릭 AA− 3사 긍정적, LS전선·LS A+ 긍정적), 방산(한국항공우주 AA− 긍정적), 종합상사(포스코인터내셔널 AA− 3사 긍정적)(p.12).</w:t>
+      </w:r>
+    </w:p>
+    <w:p>
+      <w:pPr>
+        <w:numPr>
+          <w:ilvl w:val="1"/>
+          <w:numId w:val="1014"/>
+        </w:numPr>
+        <w:pStyle w:val="Compact"/>
+      </w:pPr>
+      <w:r>
+        <w:t xml:space="preserve">고금리·고물가에도 수주잔고가 쌓여 있어 이익이 늘고(판단), AI 전력 인프라 수요가 받친다([하우스] 장비 수요 2027년 4분기 정점, 20261026_신한_2027전망P1 p.10-12).</w:t>
+      </w:r>
+    </w:p>
+    <w:p>
+      <w:pPr>
+        <w:numPr>
+          <w:ilvl w:val="1"/>
+          <w:numId w:val="1014"/>
+        </w:numPr>
+        <w:pStyle w:val="Compact"/>
+      </w:pPr>
+      <w:r>
+        <w:t xml:space="preserve">지속 시 +41.6bp</w:t>
+      </w:r>
+      <w:r>
+        <w:rPr>
+          <w:iCs/>
+          <w:i/>
+        </w:rPr>
+        <w:t xml:space="preserve">로 가장 높고, 등급이 오르면 +14.0bp</w:t>
+      </w:r>
+      <w:r>
+        <w:t xml:space="preserve">가 더해진다. 2~3년 만기는 하우스가 본 업황 정점(4Q27) 전후에 끝나 사이클 위험도 피한다.</w:t>
+      </w:r>
+    </w:p>
+    <w:p>
+      <w:pPr>
+        <w:numPr>
+          <w:ilvl w:val="1"/>
+          <w:numId w:val="1014"/>
+        </w:numPr>
+        <w:pStyle w:val="Compact"/>
+      </w:pPr>
+      <w:r>
+        <w:t xml:space="preserve">상향 기대가 개별 민평에 이미 반영됐는지는 미확인이므로 종목별로 확인한다.</w:t>
+      </w:r>
+    </w:p>
+    <w:p>
+      <w:pPr>
+        <w:numPr>
+          <w:ilvl w:val="0"/>
+          <w:numId w:val="1013"/>
+        </w:numPr>
+        <w:pStyle w:val="Compact"/>
+      </w:pPr>
+      <w:r>
+        <w:rPr>
+          <w:bCs/>
+          <w:b/>
+        </w:rPr>
+        <w:t xml:space="preserve">은행채 AAA·금융지주 선순위</w:t>
+      </w:r>
+      <w:r>
+        <w:t xml:space="preserve">: 안전 캐리의 중심.</w:t>
+      </w:r>
+    </w:p>
+    <w:p>
+      <w:pPr>
+        <w:numPr>
+          <w:ilvl w:val="0"/>
+          <w:numId w:val="1013"/>
+        </w:numPr>
+        <w:pStyle w:val="Compact"/>
+      </w:pPr>
+      <w:r>
+        <w:rPr>
+          <w:bCs/>
+          <w:b/>
+        </w:rPr>
+        <w:t xml:space="preserve">통신 AA+</w:t>
+      </w:r>
+      <w:r>
+        <w:t xml:space="preserve">: 유틸리티 성격의 민간 대안.</w:t>
+      </w:r>
+    </w:p>
+    <w:p>
+      <w:pPr>
+        <w:numPr>
+          <w:ilvl w:val="0"/>
+          <w:numId w:val="1013"/>
+        </w:numPr>
+        <w:pStyle w:val="Compact"/>
+      </w:pPr>
+      <w:r>
+        <w:rPr>
+          <w:bCs/>
+          <w:b/>
+        </w:rPr>
+        <w:t xml:space="preserve">음식료 상위 AA급</w:t>
+      </w:r>
+      <w:r>
+        <w:t xml:space="preserve">: 발행시장에서 소량.</w:t>
+      </w:r>
+    </w:p>
+    <w:p>
+      <w:pPr>
+        <w:numPr>
+          <w:ilvl w:val="0"/>
+          <w:numId w:val="1013"/>
+        </w:numPr>
+        <w:pStyle w:val="Compact"/>
+      </w:pPr>
+      <w:r>
+        <w:rPr>
+          <w:bCs/>
+          <w:b/>
+        </w:rPr>
+        <w:t xml:space="preserve">에너지 공기업 1~3년</w:t>
+      </w:r>
+      <w:r>
+        <w:t xml:space="preserve">: 유동성 버퍼.</w:t>
+      </w:r>
+    </w:p>
+    <w:p>
+      <w:pPr>
+        <w:numPr>
+          <w:ilvl w:val="0"/>
+          <w:numId w:val="1015"/>
+        </w:numPr>
+        <w:pStyle w:val="Compact"/>
+      </w:pPr>
+      <w:r>
+        <w:t xml:space="preserve">회피: 석유화학(−43.9bp*: 고유가 원가 부담·업황 부진·부정적 전망 다수, p.13), 비지주 캐피탈 AA−와 A급 이하, 유통·호텔·부동산임대, 건설(포스코이앤씨 A+·대우건설 A 부정적, p.13).</w:t>
+      </w:r>
+    </w:p>
+    <w:p>
+      <w:pPr>
+        <w:numPr>
+          <w:ilvl w:val="0"/>
+          <w:numId w:val="1015"/>
+        </w:numPr>
+        <w:pStyle w:val="Compact"/>
+      </w:pPr>
+      <w:r>
+        <w:t xml:space="preserve">[판단] Base(확률 0.45)에서는 모든 업종의 1년 손익이 플러스다. 업종 선택의 차이는 ’고금리·고물가 지속’처럼 나쁜 시나리오에서 벌어지므로, 이 표의 순서를 그대로 비중 순서로 쓴다.</w:t>
+      </w:r>
+    </w:p>
+    <w:bookmarkEnd w:id="36"/>
+    <w:bookmarkEnd w:id="37"/>
+    <w:bookmarkStart w:id="38" w:name="한계와-가정"/>
+    <w:p>
+      <w:pPr>
+        <w:pStyle w:val="Heading2"/>
+      </w:pPr>
+      <w:r>
+        <w:t xml:space="preserve">7. 한계와 가정</w:t>
+      </w:r>
+    </w:p>
+    <w:p>
+      <w:pPr>
+        <w:numPr>
+          <w:ilvl w:val="0"/>
+          <w:numId w:val="1016"/>
+        </w:numPr>
+        <w:pStyle w:val="Compact"/>
+      </w:pPr>
+      <w:r>
+        <w:t xml:space="preserve">업종별 스프레드 충격(9절)은 에이전트 가정이다. 업종 스프레드는 리포트에 없어 등급 커브로 대신했고, 개별 민평은 확인하지 못했다. 롤다운은 현재 커브가 1년 뒤에도 유지된다는 가정이다.</w:t>
+      </w:r>
+    </w:p>
+    <w:p>
+      <w:pPr>
+        <w:numPr>
+          <w:ilvl w:val="0"/>
+          <w:numId w:val="1016"/>
+        </w:numPr>
+        <w:pStyle w:val="Compact"/>
+      </w:pPr>
+      <w:r>
+        <w:t xml:space="preserve">시나리오 충격은 우리 매크로 토픽(1~3년)을 1년 보유 손익에 그대로 적용한 단순화다. 5년 충격은 3·10년 선형 보간, 2년 충격은 3년과 같다고 가정했다.</w:t>
+      </w:r>
+    </w:p>
+    <w:p>
+      <w:pPr>
+        <w:numPr>
+          <w:ilvl w:val="0"/>
+          <w:numId w:val="1016"/>
+        </w:numPr>
+        <w:pStyle w:val="Compact"/>
+      </w:pPr>
+      <w:r>
+        <w:t xml:space="preserve">조달금리(3개월 3.20%, 1년 3.40%)와 듀레이션은 추정이다. 국채선물로 구성하면 캐리는 선물 베이시스에 들어가지만 경제적 효과는 비슷하다.</w:t>
+      </w:r>
+    </w:p>
+    <w:p>
+      <w:pPr>
+        <w:numPr>
+          <w:ilvl w:val="0"/>
+          <w:numId w:val="1016"/>
+        </w:numPr>
+        <w:pStyle w:val="Compact"/>
+      </w:pPr>
+      <w:r>
+        <w:t xml:space="preserve">크레딧 초과수익에는 부도·등급 하락 손실, 거래비용, 유동성 프리미엄이 빠져 있다. AA 스프레드 충격은 AA+·AA0에도 같게 적용했다.</w:t>
+      </w:r>
+    </w:p>
+    <w:p>
+      <w:pPr>
+        <w:numPr>
+          <w:ilvl w:val="0"/>
+          <w:numId w:val="1016"/>
         </w:numPr>
         <w:pStyle w:val="Compact"/>
       </w:pPr>
@@ -5235,8 +6710,8 @@
         <w:t xml:space="preserve">: 본 자료는 개인의 의사결정 보조를 위한 분석 자료이며 투자 권유가 아닙니다. 시나리오·확률·가정은 하우스 뷰와 에이전트 판단에 기반한 추정으로 실제 결과와 다를 수 있습니다.</w:t>
       </w:r>
     </w:p>
-    <w:bookmarkEnd w:id="35"/>
-    <w:bookmarkEnd w:id="36"/>
+    <w:bookmarkEnd w:id="38"/>
+    <w:bookmarkEnd w:id="39"/>
     <w:sectPr/>
   </w:body>
 </w:document>
@@ -5592,6 +7067,48 @@
     <w:abstractNumId w:val="991"/>
   </w:num>
   <w:num w:numId="1011">
+    <w:abstractNumId w:val="991"/>
+  </w:num>
+  <w:num w:numId="1012">
+    <w:abstractNumId w:val="991"/>
+  </w:num>
+  <w:num w:numId="1013">
+    <w:abstractNumId w:val="99411"/>
+    <w:lvlOverride w:ilvl="0">
+      <w:startOverride w:val="1"/>
+    </w:lvlOverride>
+    <w:lvlOverride w:ilvl="1">
+      <w:startOverride w:val="1"/>
+    </w:lvlOverride>
+    <w:lvlOverride w:ilvl="2">
+      <w:startOverride w:val="1"/>
+    </w:lvlOverride>
+    <w:lvlOverride w:ilvl="3">
+      <w:startOverride w:val="1"/>
+    </w:lvlOverride>
+    <w:lvlOverride w:ilvl="4">
+      <w:startOverride w:val="1"/>
+    </w:lvlOverride>
+    <w:lvlOverride w:ilvl="5">
+      <w:startOverride w:val="1"/>
+    </w:lvlOverride>
+    <w:lvlOverride w:ilvl="6">
+      <w:startOverride w:val="1"/>
+    </w:lvlOverride>
+    <w:lvlOverride w:ilvl="7">
+      <w:startOverride w:val="1"/>
+    </w:lvlOverride>
+    <w:lvlOverride w:ilvl="8">
+      <w:startOverride w:val="1"/>
+    </w:lvlOverride>
+  </w:num>
+  <w:num w:numId="1014">
+    <w:abstractNumId w:val="991"/>
+  </w:num>
+  <w:num w:numId="1015">
+    <w:abstractNumId w:val="991"/>
+  </w:num>
+  <w:num w:numId="1016">
     <w:abstractNumId w:val="991"/>
   </w:num>
 </w:numbering>
